--- a/output/summary/packaging/FederatedGqlBrakDown-packaging.docx
+++ b/output/summary/packaging/FederatedGqlBrakDown-packaging.docx
@@ -192,7 +192,7 @@
           <w:color w:val="444444"/>
           <w:sz w:val="18"/>
         </w:rPr>
-        <w:t xml:space="preserve">   |   Generated: 2026-07-07</w:t>
+        <w:t xml:space="preserve">   |   Generated: 2026-07-15</w:t>
       </w:r>
     </w:p>
     <w:p>
@@ -366,7 +366,7 @@
           <w:color w:val="373737"/>
           <w:sz w:val="20"/>
         </w:rPr>
-        <w:t xml:space="preserve"> the current code obtains per-resource capability tokens via ACL; </w:t>
+        <w:t xml:space="preserve"> the current code obtains per-resource capability tokens via ACL; Per the program-level working decision, </w:t>
       </w:r>
       <w:r>
         <w:rPr>
@@ -374,14 +374,28 @@
           <w:color w:val="373737"/>
           <w:sz w:val="20"/>
         </w:rPr>
-        <w:t>ACL is ignored in the DGS implementation</w:t>
+        <w:t>the DGS layer carries no ACL plumbing story</w:t>
       </w:r>
       <w:r>
         <w:rPr>
           <w:color w:val="373737"/>
           <w:sz w:val="20"/>
         </w:rPr>
-        <w:t xml:space="preserve"> (no ACL story) — noted for context only.</w:t>
+        <w:t xml:space="preserve"> — each domain service performs its own access control; scenario ADRs (</w:t>
+      </w:r>
+      <w:r>
+        <w:rPr>
+          <w:rFonts w:ascii="Courier New" w:hAnsi="Courier New"/>
+          <w:sz w:val="20"/>
+        </w:rPr>
+        <w:t>complexStories/*/02-adr-noacl-*.md</w:t>
+      </w:r>
+      <w:r>
+        <w:rPr>
+          <w:color w:val="373737"/>
+          <w:sz w:val="20"/>
+        </w:rPr>
+        <w:t>) record the assumption's impact and ratify with the global decision. ACL is noted in stories for context only.</w:t>
       </w:r>
     </w:p>
     <w:p>
@@ -875,7 +889,7 @@
                 <w:color w:val="373737"/>
                 <w:sz w:val="18"/>
               </w:rPr>
-              <w:t>26</w:t>
+              <w:t>24</w:t>
             </w:r>
           </w:p>
         </w:tc>
@@ -924,7 +938,7 @@
           <w:color w:val="444444"/>
           <w:sz w:val="18"/>
         </w:rPr>
-        <w:t>This domain's complex, cross-cutting problems are tracked once as program spikes in the global breakdown — see 'Phase 0 — Program Spikes' and 'Spike Detail' (the brief, the decision, intended cross-domain steps, and every affected resolver's external deps + current logic) in Federated+Graphql+Stories+-+BreakDown. Nothing from there is repeated here; the stories below just link to it. Follow a story's SPARK-SPIKE-0x id to the global Spike Detail for the target flow + the external services each resolver calls (see 'How to read the spikes &amp; related stories' in the global doc).</w:t>
+        <w:t>This domain's complex, cross-cutting problems are tracked once as program spikes in the global breakdown — see 'Phase 0 — Program Spikes' and 'Spike Detail' (the brief, the decision, intended cross-domain steps, and every affected resolver's external deps + current logic) in Federated+Graphql+Stories+-+BreakDown. Nothing from there is repeated here; the stories below just link to it. Follow a story's SPIKE-0x id to the global Spike Detail for the target flow + the external services each resolver calls (see 'How to read the spikes &amp; related stories' in the global doc).</w:t>
       </w:r>
     </w:p>
     <w:tbl>
@@ -1026,7 +1040,7 @@
                 <w:color w:val="373737"/>
                 <w:sz w:val="18"/>
               </w:rPr>
-              <w:t>🔴🔬 SPARK-PKG-E01 — updatePackaging (multi-step write)</w:t>
+              <w:t>🔴🔬 PKG-BE-E-01 — updatePackaging (multi-step write)</w:t>
             </w:r>
           </w:p>
         </w:tc>
@@ -1044,7 +1058,7 @@
                 <w:color w:val="373737"/>
                 <w:sz w:val="18"/>
               </w:rPr>
-              <w:t>SPARK-SPIKE-01</w:t>
+              <w:t>SPIKE-01</w:t>
             </w:r>
           </w:p>
         </w:tc>
@@ -1723,7 +1737,7 @@
                 <w:color w:val="373737"/>
                 <w:sz w:val="18"/>
               </w:rPr>
-              <w:t>26</w:t>
+              <w:t>24</w:t>
             </w:r>
           </w:p>
         </w:tc>
@@ -1993,7 +2007,7 @@
                 <w:color w:val="373737"/>
                 <w:sz w:val="18"/>
               </w:rPr>
-              <w:t>reads + mutations parallel after B01</w:t>
+              <w:t>reads + mutations parallel after B-01</w:t>
             </w:r>
           </w:p>
         </w:tc>
@@ -2049,7 +2063,7 @@
                 <w:color w:val="373737"/>
                 <w:sz w:val="18"/>
               </w:rPr>
-              <w:t>critical path A → E01 → G04 → G06</w:t>
+              <w:t>critical path A → E-01 → G-04 → G-06</w:t>
             </w:r>
           </w:p>
         </w:tc>
@@ -2186,7 +2200,7 @@
                 <w:color w:val="373737"/>
                 <w:sz w:val="18"/>
               </w:rPr>
-              <w:t>B01 (DGS module init + service wiring + first resolver)</w:t>
+              <w:t>B-01 (DGS module init + service wiring + first resolver)</w:t>
             </w:r>
           </w:p>
         </w:tc>
@@ -2244,7 +2258,7 @@
                 <w:color w:val="373737"/>
                 <w:sz w:val="18"/>
               </w:rPr>
-              <w:t>B04–B06 + C01 + D02/D05–D07</w:t>
+              <w:t>B-04–B-06 + C-01 + D-02/D-05–D-07</w:t>
             </w:r>
           </w:p>
         </w:tc>
@@ -2301,7 +2315,7 @@
                 <w:color w:val="373737"/>
                 <w:sz w:val="18"/>
               </w:rPr>
-              <w:t>D01/D03/D04/D08/D09</w:t>
+              <w:t>D-01/D-03/D-04/D-08/D-09</w:t>
             </w:r>
           </w:p>
         </w:tc>
@@ -2359,7 +2373,7 @@
                 <w:color w:val="373737"/>
                 <w:sz w:val="18"/>
               </w:rPr>
-              <w:t>E01 + F01</w:t>
+              <w:t>E-01 + F-01</w:t>
             </w:r>
           </w:p>
         </w:tc>
@@ -2416,7 +2430,7 @@
                 <w:color w:val="373737"/>
                 <w:sz w:val="18"/>
               </w:rPr>
-              <w:t>G01–G03</w:t>
+              <w:t>G-01–G-03</w:t>
             </w:r>
           </w:p>
         </w:tc>
@@ -2474,7 +2488,7 @@
                 <w:color w:val="373737"/>
                 <w:sz w:val="18"/>
               </w:rPr>
-              <w:t>G04/G05 + G06</w:t>
+              <w:t>G-04/G-05 + G-06</w:t>
             </w:r>
           </w:p>
         </w:tc>
@@ -2683,7 +2697,7 @@
                 <w:color w:val="1F497D"/>
                 <w:sz w:val="17"/>
               </w:rPr>
-              <w:t>SPARK-PKG-B01</w:t>
+              <w:t>PKG-BE-B-01</w:t>
             </w:r>
           </w:p>
           <w:p>
@@ -2852,7 +2866,7 @@
                 <w:color w:val="1F497D"/>
                 <w:sz w:val="17"/>
               </w:rPr>
-              <w:t>SPARK-PKG-B02</w:t>
+              <w:t>PKG-BE-B-02</w:t>
             </w:r>
           </w:p>
           <w:p>
@@ -2918,7 +2932,7 @@
                 <w:color w:val="444444"/>
                 <w:sz w:val="17"/>
               </w:rPr>
-              <w:t>B01</w:t>
+              <w:t>B-01</w:t>
             </w:r>
           </w:p>
         </w:tc>
@@ -3024,7 +3038,7 @@
                 <w:color w:val="1F497D"/>
                 <w:sz w:val="17"/>
               </w:rPr>
-              <w:t>SPARK-PKG-B03</w:t>
+              <w:t>PKG-BE-B-03</w:t>
             </w:r>
           </w:p>
           <w:p>
@@ -3087,7 +3101,7 @@
                 <w:color w:val="444444"/>
                 <w:sz w:val="17"/>
               </w:rPr>
-              <w:t>B01</w:t>
+              <w:t>B-01</w:t>
             </w:r>
           </w:p>
         </w:tc>
@@ -3207,7 +3221,7 @@
                 <w:color w:val="1F497D"/>
                 <w:sz w:val="17"/>
               </w:rPr>
-              <w:t>SPARK-PKG-B04</w:t>
+              <w:t>PKG-BE-B-04</w:t>
             </w:r>
           </w:p>
           <w:p>
@@ -3273,7 +3287,7 @@
                 <w:color w:val="444444"/>
                 <w:sz w:val="17"/>
               </w:rPr>
-              <w:t>B01</w:t>
+              <w:t>B-01</w:t>
             </w:r>
           </w:p>
         </w:tc>
@@ -3379,7 +3393,7 @@
                 <w:color w:val="1F497D"/>
                 <w:sz w:val="17"/>
               </w:rPr>
-              <w:t>SPARK-PKG-B05</w:t>
+              <w:t>PKG-BE-B-05</w:t>
             </w:r>
           </w:p>
           <w:p>
@@ -3449,7 +3463,7 @@
                 <w:color w:val="444444"/>
                 <w:sz w:val="17"/>
               </w:rPr>
-              <w:t>B01</w:t>
+              <w:t>B-01</w:t>
             </w:r>
           </w:p>
         </w:tc>
@@ -3555,7 +3569,7 @@
                 <w:color w:val="1F497D"/>
                 <w:sz w:val="17"/>
               </w:rPr>
-              <w:t>SPARK-PKG-B06</w:t>
+              <w:t>PKG-BE-B-06</w:t>
             </w:r>
           </w:p>
           <w:p>
@@ -3628,7 +3642,7 @@
                 <w:color w:val="444444"/>
                 <w:sz w:val="17"/>
               </w:rPr>
-              <w:t>B01</w:t>
+              <w:t>B-01</w:t>
             </w:r>
           </w:p>
         </w:tc>
@@ -3730,7 +3744,7 @@
           <w:color w:val="444444"/>
           <w:sz w:val="17"/>
         </w:rPr>
-        <w:t xml:space="preserve">SPARK-PKG-B01: </w:t>
+        <w:t xml:space="preserve">PKG-BE-B-01: </w:t>
       </w:r>
       <w:r>
         <w:rPr>
@@ -3948,7 +3962,7 @@
                 <w:color w:val="1F497D"/>
                 <w:sz w:val="17"/>
               </w:rPr>
-              <w:t>SPARK-PKG-C01</w:t>
+              <w:t>PKG-BE-C-01</w:t>
             </w:r>
           </w:p>
           <w:p>
@@ -4030,7 +4044,7 @@
                 <w:color w:val="444444"/>
                 <w:sz w:val="17"/>
               </w:rPr>
-              <w:t>B01</w:t>
+              <w:t>B-01</w:t>
             </w:r>
           </w:p>
         </w:tc>
@@ -4279,7 +4293,7 @@
                 <w:color w:val="1F497D"/>
                 <w:sz w:val="17"/>
               </w:rPr>
-              <w:t>SPARK-PKG-D01</w:t>
+              <w:t>PKG-BE-D-01</w:t>
             </w:r>
           </w:p>
           <w:p>
@@ -4342,7 +4356,7 @@
                 <w:color w:val="444444"/>
                 <w:sz w:val="17"/>
               </w:rPr>
-              <w:t>B01</w:t>
+              <w:t>B-01</w:t>
             </w:r>
           </w:p>
         </w:tc>
@@ -4468,7 +4482,7 @@
                 <w:color w:val="1F497D"/>
                 <w:sz w:val="17"/>
               </w:rPr>
-              <w:t>SPARK-PKG-D02</w:t>
+              <w:t>PKG-BE-D-02</w:t>
             </w:r>
           </w:p>
           <w:p>
@@ -4534,7 +4548,7 @@
                 <w:color w:val="444444"/>
                 <w:sz w:val="17"/>
               </w:rPr>
-              <w:t>B01</w:t>
+              <w:t>B-01</w:t>
             </w:r>
           </w:p>
         </w:tc>
@@ -4640,7 +4654,7 @@
                 <w:color w:val="1F497D"/>
                 <w:sz w:val="17"/>
               </w:rPr>
-              <w:t>SPARK-PKG-D03</w:t>
+              <w:t>PKG-BE-D-03</w:t>
             </w:r>
           </w:p>
           <w:p>
@@ -4703,7 +4717,7 @@
                 <w:color w:val="444444"/>
                 <w:sz w:val="17"/>
               </w:rPr>
-              <w:t>B01</w:t>
+              <w:t>B-01</w:t>
             </w:r>
           </w:p>
         </w:tc>
@@ -4829,7 +4843,7 @@
                 <w:color w:val="1F497D"/>
                 <w:sz w:val="17"/>
               </w:rPr>
-              <w:t>SPARK-PKG-D04</w:t>
+              <w:t>PKG-BE-D-04</w:t>
             </w:r>
           </w:p>
           <w:p>
@@ -4895,7 +4909,7 @@
                 <w:color w:val="444444"/>
                 <w:sz w:val="17"/>
               </w:rPr>
-              <w:t>B01</w:t>
+              <w:t>B-01</w:t>
             </w:r>
           </w:p>
         </w:tc>
@@ -5021,7 +5035,7 @@
                 <w:color w:val="1F497D"/>
                 <w:sz w:val="17"/>
               </w:rPr>
-              <w:t>SPARK-PKG-D05</w:t>
+              <w:t>PKG-BE-D-05</w:t>
             </w:r>
           </w:p>
           <w:p>
@@ -5084,7 +5098,7 @@
                 <w:color w:val="444444"/>
                 <w:sz w:val="17"/>
               </w:rPr>
-              <w:t>B01</w:t>
+              <w:t>B-01</w:t>
             </w:r>
           </w:p>
         </w:tc>
@@ -5190,7 +5204,7 @@
                 <w:color w:val="1F497D"/>
                 <w:sz w:val="17"/>
               </w:rPr>
-              <w:t>SPARK-PKG-D06</w:t>
+              <w:t>PKG-BE-D-06</w:t>
             </w:r>
           </w:p>
           <w:p>
@@ -5256,7 +5270,7 @@
                 <w:color w:val="444444"/>
                 <w:sz w:val="17"/>
               </w:rPr>
-              <w:t>B01</w:t>
+              <w:t>B-01</w:t>
             </w:r>
           </w:p>
         </w:tc>
@@ -5362,7 +5376,7 @@
                 <w:color w:val="1F497D"/>
                 <w:sz w:val="17"/>
               </w:rPr>
-              <w:t>SPARK-PKG-D07</w:t>
+              <w:t>PKG-BE-D-07</w:t>
             </w:r>
           </w:p>
           <w:p>
@@ -5425,7 +5439,7 @@
                 <w:color w:val="444444"/>
                 <w:sz w:val="17"/>
               </w:rPr>
-              <w:t>B01</w:t>
+              <w:t>B-01</w:t>
             </w:r>
           </w:p>
         </w:tc>
@@ -5531,7 +5545,7 @@
                 <w:color w:val="1F497D"/>
                 <w:sz w:val="17"/>
               </w:rPr>
-              <w:t>SPARK-PKG-D08</w:t>
+              <w:t>PKG-BE-D-08</w:t>
             </w:r>
           </w:p>
           <w:p>
@@ -5616,7 +5630,7 @@
                 <w:color w:val="444444"/>
                 <w:sz w:val="17"/>
               </w:rPr>
-              <w:t>B01</w:t>
+              <w:t>B-01</w:t>
             </w:r>
           </w:p>
         </w:tc>
@@ -5729,7 +5743,7 @@
                 <w:color w:val="1F497D"/>
                 <w:sz w:val="17"/>
               </w:rPr>
-              <w:t>SPARK-PKG-D09</w:t>
+              <w:t>PKG-BE-D-09</w:t>
             </w:r>
           </w:p>
           <w:p>
@@ -5792,7 +5806,7 @@
                 <w:color w:val="444444"/>
                 <w:sz w:val="17"/>
               </w:rPr>
-              <w:t>B01</w:t>
+              <w:t>B-01</w:t>
             </w:r>
           </w:p>
         </w:tc>
@@ -6080,7 +6094,7 @@
                 <w:color w:val="C0392B"/>
                 <w:sz w:val="17"/>
               </w:rPr>
-              <w:t>SPARK-PKG-E01</w:t>
+              <w:t>PKG-BE-E-01</w:t>
             </w:r>
           </w:p>
           <w:p>
@@ -6112,7 +6126,7 @@
                 <w:color w:val="C0392B"/>
                 <w:sz w:val="16"/>
               </w:rPr>
-              <w:t>🔴🔬 Spike-gated on SPARK-SPIKE-01 (Non-Atomic Write Saga)</w:t>
+              <w:t>🔴🔬 Spike-gated on SPIKE-01 (Non-Atomic Write Saga)</w:t>
             </w:r>
           </w:p>
         </w:tc>
@@ -6182,7 +6196,7 @@
                 <w:color w:val="444444"/>
                 <w:sz w:val="17"/>
               </w:rPr>
-              <w:t>SPARK-SPIKE-01, B01</w:t>
+              <w:t>SPIKE-01, B-01</w:t>
             </w:r>
           </w:p>
         </w:tc>
@@ -6577,7 +6591,7 @@
                 <w:color w:val="1F497D"/>
                 <w:sz w:val="17"/>
               </w:rPr>
-              <w:t>SPARK-PKG-F01</w:t>
+              <w:t>PKG-BE-F-01</w:t>
             </w:r>
           </w:p>
           <w:p>
@@ -6640,7 +6654,7 @@
                 <w:color w:val="444444"/>
                 <w:sz w:val="17"/>
               </w:rPr>
-              <w:t>B01</w:t>
+              <w:t>B-01</w:t>
             </w:r>
           </w:p>
         </w:tc>
@@ -6902,7 +6916,7 @@
                 <w:color w:val="1F497D"/>
                 <w:sz w:val="17"/>
               </w:rPr>
-              <w:t>SPARK-PKG-G01</w:t>
+              <w:t>PKG-BE-G-01</w:t>
             </w:r>
           </w:p>
           <w:p>
@@ -7012,7 +7026,7 @@
                 <w:color w:val="444444"/>
                 <w:sz w:val="17"/>
               </w:rPr>
-              <w:t>B01</w:t>
+              <w:t>B-01</w:t>
             </w:r>
           </w:p>
         </w:tc>
@@ -7115,7 +7129,7 @@
                 <w:color w:val="1F497D"/>
                 <w:sz w:val="17"/>
               </w:rPr>
-              <w:t>SPARK-PKG-G02</w:t>
+              <w:t>PKG-BE-G-02</w:t>
             </w:r>
           </w:p>
           <w:p>
@@ -7228,7 +7242,7 @@
                 <w:color w:val="444444"/>
                 <w:sz w:val="17"/>
               </w:rPr>
-              <w:t>B01</w:t>
+              <w:t>B-01</w:t>
             </w:r>
           </w:p>
         </w:tc>
@@ -7332,7 +7346,7 @@
                 <w:color w:val="1F497D"/>
                 <w:sz w:val="17"/>
               </w:rPr>
-              <w:t>SPARK-PKG-G03</w:t>
+              <w:t>PKG-BE-G-03</w:t>
             </w:r>
           </w:p>
           <w:p>
@@ -7442,7 +7456,7 @@
                 <w:color w:val="444444"/>
                 <w:sz w:val="17"/>
               </w:rPr>
-              <w:t>B01</w:t>
+              <w:t>B-01</w:t>
             </w:r>
           </w:p>
         </w:tc>
@@ -7579,7 +7593,7 @@
                 <w:color w:val="1F497D"/>
                 <w:sz w:val="17"/>
               </w:rPr>
-              <w:t>SPARK-PKG-G04</w:t>
+              <w:t>PKG-BE-G-04</w:t>
             </w:r>
           </w:p>
           <w:p>
@@ -7692,7 +7706,7 @@
                 <w:color w:val="444444"/>
                 <w:sz w:val="17"/>
               </w:rPr>
-              <w:t>B01</w:t>
+              <w:t>B-01</w:t>
             </w:r>
           </w:p>
         </w:tc>
@@ -7923,7 +7937,7 @@
                 <w:color w:val="1F497D"/>
                 <w:sz w:val="17"/>
               </w:rPr>
-              <w:t>SPARK-PKG-G05</w:t>
+              <w:t>PKG-BE-G-05</w:t>
             </w:r>
           </w:p>
           <w:p>
@@ -8040,7 +8054,7 @@
                 <w:color w:val="444444"/>
                 <w:sz w:val="17"/>
               </w:rPr>
-              <w:t>B01</w:t>
+              <w:t>B-01</w:t>
             </w:r>
           </w:p>
         </w:tc>
@@ -8143,7 +8157,7 @@
                 <w:color w:val="1F497D"/>
                 <w:sz w:val="17"/>
               </w:rPr>
-              <w:t>SPARK-PKG-G06</w:t>
+              <w:t>PKG-BE-G-06</w:t>
             </w:r>
           </w:p>
           <w:p>
@@ -8209,7 +8223,7 @@
                 <w:color w:val="444444"/>
                 <w:sz w:val="17"/>
               </w:rPr>
-              <w:t>B01, E01, G03, G04</w:t>
+              <w:t>B-01, E-01, G-03, G-04</w:t>
             </w:r>
           </w:p>
         </w:tc>
